--- a/Bbbb-Pau/B605-Gal.docx
+++ b/Bbbb-Pau/B605-Gal.docx
@@ -13,7 +13,7 @@
           <w:color w:val="C00000"/>
           <w:sz w:val="32"/>
           <w:szCs w:val="32"/>
-          <w:lang w:eastAsia="en-GB" w:bidi="he-IL"/>
+          <w:lang w:val="en-GB"/>
         </w:rPr>
       </w:pPr>
       <w:r>
@@ -32,7 +32,25 @@
           <w:sz w:val="32"/>
           <w:szCs w:val="32"/>
         </w:rPr>
-        <w:t>Гала́тѡмъ С</w:t>
+        <w:t>г</w:t>
+      </w:r>
+      <w:r>
+        <w:rPr>
+          <w:rFonts w:ascii="Pochaevsk" w:hAnsi="Pochaevsk"/>
+          <w:color w:val="C00000"/>
+          <w:sz w:val="32"/>
+          <w:szCs w:val="32"/>
+        </w:rPr>
+        <w:t xml:space="preserve">ала́тѡмъ </w:t>
+      </w:r>
+      <w:r>
+        <w:rPr>
+          <w:rFonts w:ascii="Pochaevsk" w:hAnsi="Pochaevsk"/>
+          <w:color w:val="C00000"/>
+          <w:sz w:val="32"/>
+          <w:szCs w:val="32"/>
+        </w:rPr>
+        <w:t>с</w:t>
       </w:r>
       <w:r>
         <w:rPr>
@@ -77,7 +95,16 @@
           <w:sz w:val="32"/>
           <w:szCs w:val="32"/>
         </w:rPr>
-        <w:t>Па</w:t>
+        <w:t>п</w:t>
+      </w:r>
+      <w:r>
+        <w:rPr>
+          <w:rFonts w:ascii="Pochaevsk" w:hAnsi="Pochaevsk" w:cs="Cambria"/>
+          <w:color w:val="C00000"/>
+          <w:sz w:val="32"/>
+          <w:szCs w:val="32"/>
+        </w:rPr>
+        <w:t>а</w:t>
       </w:r>
       <w:r>
         <w:rPr>
